--- a/planillas/MCP365_P03_Matriz_compromisos_reunion.docx
+++ b/planillas/MCP365_P03_Matriz_compromisos_reunion.docx
@@ -36,7 +36,7 @@
                 <w:color w:val="D5D2E6"/>
                 <w:sz w:val="18"/>
               </w:rPr>
-              <w:t>Misión Copilot 365 · ECCO · Universidad Sergio Arboleda</w:t>
+              <w:t>Misión Copilot 365</w:t>
             </w:r>
           </w:p>
         </w:tc>
